--- a/por/docx/26.content.docx
+++ b/por/docx/26.content.docx
@@ -11,6 +11,15 @@
         <w:pStyle w:val="Heading2"/>
       </w:pPr>
       <w:r>
+        <w:t>Resource: Notas de Estudo (Tyndale)</w:t>
+      </w:r>
+      <w:r/>
+    </w:p>
+    <w:p>
+      <w:pPr>
+        <w:pStyle w:val="Heading2"/>
+      </w:pPr>
+      <w:r>
         <w:t>License Information</w:t>
       </w:r>
       <w:r/>
@@ -21,7 +30,7 @@
         <w:rPr>
           <w:b/>
         </w:rPr>
-        <w:t>Study Notes (Tyndale)</w:t>
+        <w:t>Notas de Estudo (Tyndale)</w:t>
       </w:r>
       <w:r>
         <w:t xml:space="preserve"> (Portuguese) is based on</w:t>
@@ -74,7 +83,7 @@
         <w:pStyle w:val="Heading1"/>
       </w:pPr>
       <w:r>
-        <w:t>Study Notes (Tyndale)</w:t>
+        <w:t>Notas de Estudo (Tyndale)</w:t>
       </w:r>
     </w:p>
     <w:p>
@@ -83,6 +92,51 @@
           <w:headerReference w:type="even" r:id="rId8"/>
           <w:headerReference w:type="default" r:id="rId9"/>
           <w:footerReference w:type="default" r:id="rId10"/>
+          <w:footnotePr>
+            <w:numRestart w:val="eachSect"/>
+          </w:footnotePr>
+          <w:type w:val="continuous"/>
+          <w:pgSz w:w="12240" w:h="15840" w:code="1"/>
+          <w:pgMar w:top="1440" w:right="1440" w:bottom="1440" w:left="1440" w:header="504" w:footer="504" w:gutter="0"/>
+          <w:cols w:space="708"/>
+          <w:titlePg/>
+          <w:docGrid w:linePitch="360"/>
+        </w:sectPr>
+      </w:pPr>
+    </w:p>
+    <w:p>
+      <w:r/>
+    </w:p>
+    <w:p>
+      <w:pPr>
+        <w:pStyle w:val="Heading2"/>
+      </w:pPr>
+      <w:r>
+        <w:t>EZK</w:t>
+      </w:r>
+      <w:r/>
+    </w:p>
+    <w:p>
+      <w:r/>
+      <w:r>
+        <w:rPr>
+          <w:i/>
+        </w:rPr>
+        <w:t>Ezequiel 1.1, Ezequiel 1.1–3, Ezequiel 1.1–3.27, Ezequiel 1.2, Ezequiel 1.3, Ezequiel 1.4, Ezequiel 1.4–28, Ezequiel 1.5–9, Ezequiel 1.10, Ezequiel 1.11–14, Ezequiel 1.15, Ezequiel 1.16–17, Ezequiel 1.18, Ezequiel 1.19–21, Ezequiel 1.22–25, Ezequiel 1.26–27, Ezequiel 1.28, Ezequiel 2.1–2, Ezequiel 2.1–10, Ezequiel 2.3, Ezequiel 2.4–5, Ezequiel 2.6, Ezequiel 2.7, Ezequiel 2.8, Ezequiel 2.9–3.1, Ezequiel 3.2–3, Ezequiel 3.4–7, Ezequiel 3.8–9, Ezequiel 3.10, Ezequiel 3.11, Ezequiel 3.12, Ezequiel 3.14–15, Ezequiel 3.15, Ezequiel 3.16–19, Ezequiel 3.20–21, Ezequiel 3.22–23, Ezequiel 3.24–25, Ezequiel 3.26–27, Ezequiel 4.1–2, Ezequiel 4.1–7.27, Ezequiel 4.1–24.27, Ezequiel 4.3, Ezequiel 4.4–5, Ezequiel 4.4–8, Ezequiel 4.6, Ezequiel 4.7, Ezequiel 4.9–17, Ezequiel 4.12–13, Ezequiel 4.14–15, Ezequiel 5.1–4, Ezequiel 5.2, Ezequiel 5.3–4, Ezequiel 5.5–6, Ezequiel 5.7–13, Ezequiel 5.10, Ezequiel 6.1–3, Ezequiel 6.1–14, Ezequiel 6.4–7, Ezequiel 6.8–10, Ezequiel 6.11, Ezequiel 6.12, Ezequiel 6.13–14, Ezequiel 7.1–2, Ezequiel 7.1–27, Ezequiel 7.3–4, Ezequiel 7.5–9, Ezequiel 7.10, Ezequiel 7.11, Ezequiel 7.12–13, Ezequiel 7.12–27, Ezequiel 7.14, Ezequiel 7.19, Ezequiel 7.20–22, Ezequiel 7.23–27, Ezequiel 8.1, Ezequiel 8.1–18, Ezequiel 8.1–11.25, Ezequiel 8.2–3, Ezequiel 8.3–6, Ezequiel 8.3–16, Ezequiel 8.7–8, Ezequiel 8.10, Ezequiel 8.11, Ezequiel 8.12–13, Ezequiel 8.14–15, Ezequiel 8.16, Ezequiel 8.17–18, Ezequiel 9.1–2, Ezequiel 9.3, Ezequiel 9.4–6, Ezequiel 9.7, Ezequiel 9.8, Ezequiel 9.9–10, Ezequiel 9.11, Ezequiel 10.1–2, Ezequiel 10.1–22, Ezequiel 10.3–22, Ezequiel 10.12, Ezequiel 10.19–22, Ezequiel 11.1–11, Ezequiel 11.8–10, Ezequiel 11.13, Ezequiel 11.15–16, Ezequiel 11.17, Ezequiel 11.19, Ezequiel 11.20, Ezequiel 11.21, Ezequiel 11.22–23, Ezequiel 12.1–2, Ezequiel 12.1–24.27, Ezequiel 12.5–7, Ezequiel 12.12–13, Ezequiel 12.16, Ezequiel 12.17–20, Ezequiel 12.21–14.11, Ezequiel 12.22, Ezequiel 12.23–25, Ezequiel 12.26–28, Ezequiel 13.1–3, Ezequiel 13.4–5, Ezequiel 13.6–7, Ezequiel 13.8–9, Ezequiel 13.10–16, Ezequiel 13.17–19, Ezequiel 13.20–23, Ezequiel 14.1–3, Ezequiel 14.4–5, Ezequiel 14.6–7, Ezequiel 14.8, Ezequiel 14.9–10, Ezequiel 14.11, Ezequiel 14.12–20, Ezequiel 14.14, Ezequiel 14.21, Ezequiel 14.22–23, Ezequiel 15.1–5, Ezequiel 15.1–24.14, Ezequiel 15.6, Ezequiel 15.7, Ezequiel 15.8, Ezequiel 16.1–3, Ezequiel 16.1–63, Ezequiel 16.4–5, Ezequiel 16.6–7, Ezequiel 16.8, Ezequiel 16.9–10, Ezequiel 16.11–14, Ezequiel 16.15–19, Ezequiel 16.20–22, Ezequiel 16.23–25, Ezequiel 16.26–29, Ezequiel 16.35–38, Ezequiel 16.39–43, Ezequiel 16.44–45, Ezequiel 16.46–50, Ezequiel 16.51–52, Ezequiel 16.53–54, Ezequiel 16.59–63, Ezequiel 17.1–24, Ezequiel 17.3–6, Ezequiel 17.7–9, Ezequiel 17.10, Ezequiel 17.11–18, Ezequiel 17.19–21, Ezequiel 17.22–24, Ezequiel 18.1–2, Ezequiel 18.3–4, Ezequiel 18.5–9, Ezequiel 18.6, Ezequiel 18.7, Ezequiel 18.8, Ezequiel 18.10–13, Ezequiel 18.14–18, Ezequiel 18.21–24, Ezequiel 18.23–24, Ezequiel 18.25–29, Ezequiel 18.30–32, Ezequiel 19.1–14, Ezequiel 19.2–4, Ezequiel 19.5–7, Ezequiel 19.8–9, Ezequiel 19.10, Ezequiel 19.11–12, Ezequiel 19.13–14, Ezequiel 20.1–3, Ezequiel 20.4–26, Ezequiel 20.8–21, Ezequiel 20.23, Ezequiel 20.25–26, Ezequiel 20.26, Ezequiel 20.27–31, Ezequiel 20.32–38, Ezequiel 20.39–44, Ezequiel 20.45–49, Ezequiel 20.46, Ezequiel 20.47, Ezequiel 21.1–32, Ezequiel 21.3–5, Ezequiel 21.6–7, Ezequiel 21.8–11, Ezequiel 21.12, Ezequiel 21.14–17, Ezequiel 21.18–20, Ezequiel 21.21, Ezequiel 21.23–24, Ezequiel 21.25–27, Ezequiel 21.28–29, Ezequiel 21.30–32, Ezequiel 22.1–5, Ezequiel 22.1–31, Ezequiel 22.6–12, Ezequiel 22.7, Ezequiel 22.10, Ezequiel 22.13–16, Ezequiel 22.16, Ezequiel 22.17–22, Ezequiel 22.23–24, Ezequiel 22.25–29, Ezequiel 22.30–31, Ezequiel 23.1–49, Ezequiel 23.2, Ezequiel 23.3, Ezequiel 23.4, Ezequiel 23.5–8, Ezequiel 23.9–10, Ezequiel 23.11–18, Ezequiel 23.19–20, Ezequiel 23.22–24, Ezequiel 23.25–29, Ezequiel 23.31–34, Ezequiel 23.36–43, Ezequiel 23.44–49, Ezequiel 24.1–14, Ezequiel 24.2, Ezequiel 24.3, Ezequiel 24.6–8, Ezequiel 24.9–12, Ezequiel 24.13–14, Ezequiel 24.15–17, Ezequiel 24.20–24, Ezequiel 24.25–27, Ezequiel 25.1–32.32, Ezequiel 25.3–7, Ezequiel 25.8–11, Ezequiel 25.12–14, Ezequiel 25.15–17, Ezequiel 26.1, Ezequiel 26.1–28.19, Ezequiel 26.2, Ezequiel 26.3–6, Ezequiel 26.7–11, Ezequiel 26.12–14, Ezequiel 26.15–16, Ezequiel 26.17–18, Ezequiel 26.19–21, Ezequiel 27.1–36, Ezequiel 27.4–7, Ezequiel 27.7, Ezequiel 27.8–9, Ezequiel 27.8–11, Ezequiel 27.10, Ezequiel 27.11, Ezequiel 27.12, Ezequiel 27.12–25, Ezequiel 27.13–14, Ezequiel 27.15, Ezequiel 27.17, Ezequiel 27.18, Ezequiel 27.19, Ezequiel 27.20–21, Ezequiel 27.22, Ezequiel 27.23, Ezequiel 27.26, Ezequiel 27.36, Ezequiel 28.1–19, Ezequiel 28.3–5, Ezequiel 28.6–7, Ezequiel 28.8, Ezequiel 28.10, Ezequiel 28.12–19, Ezequiel 28.13–14, Ezequiel 28.15–18, Ezequiel 28.18–19, Ezequiel 28.20–24, Ezequiel 28.22–23, Ezequiel 28.25–26, Ezequiel 29.1, Ezequiel 29.1–32.32, Ezequiel 29.3–16, Ezequiel 29.4–5, Ezequiel 29.6–7, Ezequiel 29.8–13, Ezequiel 29.14–16, Ezequiel 29.17–21, Ezequiel 29.18–20, Ezequiel 29.21, Ezequiel 30.1–19, Ezequiel 30.6–7, Ezequiel 30.12, Ezequiel 30.13–14, Ezequiel 30.14, Ezequiel 30.15, Ezequiel 30.17, Ezequiel 30.18, Ezequiel 30.19, Ezequiel 30.20–26a, Ezequiel 30.20–26b, Ezequiel 30.21–23, Ezequiel 30.24–26, Ezequiel 31.1–18, Ezequiel 31.2–4, Ezequiel 31.6, Ezequiel 31.10–11, Ezequiel 31.12–14, Ezequiel 31.15, Ezequiel 31.16–17, Ezequiel 31.18, Ezequiel 32.1, Ezequiel 32.2–3, Ezequiel 32.4–6, Ezequiel 32.7–8, Ezequiel 32.9–10, Ezequiel 32.11–12, Ezequiel 32.14, Ezequiel 32.15–16, Ezequiel 32.17–32, Ezequiel 32.18–20, Ezequiel 32.21–30, Ezequiel 32.31–32, Ezequiel 33.1–48.35, Ezequiel 33.2–4, Ezequiel 33.5–9, Ezequiel 33.10–11, Ezequiel 33.12–16, Ezequiel 33.17–20, Ezequiel 33.21, Ezequiel 33.22, Ezequiel 33.23–26, Ezequiel 33.23–33, Ezequiel 33.27–29, Ezequiel 33.30–33, Ezequiel 34:1–24, Ezequiel 34.1–37.28, Ezequiel 34.2–6, Ezequiel 34.7–11, Ezequiel 34.12–16, Ezequiel 34.17–19, Ezequiel 34.20–22, Ezequiel 34.23–24, Ezequiel 34.25–26, Ezequiel 34.27–31, Ezequiel 35.1–15, Ezequiel 35.5–10, Ezequiel 35.13–15, Ezequiel 36.1–15, Ezequiel 36.2, Ezequiel 36.6–7, Ezequiel 36.8–11, Ezequiel 36.12–13, Ezequiel 36.16–38, Ezequiel 36.17, Ezequiel 36.18, Ezequiel 36.20, Ezequiel 36.21–24, Ezequiel 36.25, Ezequiel 36.26, Ezequiel 36.27–28, Ezequiel 36.29–32, Ezequiel 36.35–38, Ezequiel 37.1–14, Ezequiel 37.2, Ezequiel 37.3, Ezequiel 37.4–6, Ezequiel 37.7–8, Ezequiel 37.9–10, Ezequiel 37.11–14, Ezequiel 37.14, Ezequiel 37.15–28, Ezequiel 37.19, Ezequiel 37.20–25, Ezequiel 37.25–28, Ezequiel 38.1–6, Ezequiel 38.1–39.29, Ezequiel 38.4, Ezequiel 38.8, Ezequiel 38.9, Ezequiel 38.10, Ezequiel 38.13, Ezequiel 38.14–16, Ezequiel 38.17, Ezequiel 38.18–20, Ezequiel 38.21–23, Ezequiel 39.2, Ezequiel 39.3–4, Ezequiel 39.5–6, Ezequiel 39.7–8, Ezequiel 39.9–10, Ezequiel 39.11, Ezequiel 39.12–16, Ezequiel 39.17, Ezequiel 39.18–20, Ezequiel 39.21–24, Ezequiel 39.25–29, Ezequiel 40.1–46.24, Ezequiel 40.1–48.35, Ezequiel 40.2, Ezequiel 40.3, Ezequiel 40.5, Ezequiel 40.5–16, Ezequiel 40.7, Ezequiel 40.16, Ezequiel 40.17–19, Ezequiel 40.20–27, Ezequiel 40.22, Ezequiel 40.28–34, Ezequiel 40.35–37, Ezequiel 40.38–43, Ezequiel 40.43, Ezequiel 40.46, Ezequiel 40.47, Ezequiel 40.48–41.3, Ezequiel 40.49, Ezequiel 41.1–2, Ezequiel 41.3–4, Ezequiel 41.5–26, Ezequiel 41.15–20, Ezequiel 41.22, Ezequiel 42.1, Ezequiel 42.3–12, Ezequiel 42.13–14, Ezequiel 42.16–20, Ezequiel 43.1–4, Ezequiel 43.5–7, Ezequiel 43.7–9, Ezequiel 43.10–11, Ezequiel 43.12, Ezequiel 43.13–16, Ezequiel 43.17, Ezequiel 43.18–21, Ezequiel 43.25, Ezequiel 43.26–27, Ezequiel 44.1–31, Ezequiel 44.2, Ezequiel 44.3, Ezequiel 44.6–8, Ezequiel 44.9, Ezequiel 44.10, Ezequiel 44.12–14, Ezequiel 44.15–16, Ezequiel 44.17–19, Ezequiel 44.20–27, Ezequiel 44.28–30, Ezequiel 44.31, Ezequiel 45.1–8, Ezequiel 45.3–4, Ezequiel 45.5–6, Ezequiel 45.7, Ezequiel 45.8–9, Ezequiel 45.10–12, Ezequiel 45.13–17, Ezequiel 45.21–25, Ezequiel 46.1, Ezequiel 46.1–15, Ezequiel 46.2, Ezequiel 46.3, Ezequiel 46.9–10, Ezequiel 46.12, Ezequiel 46.16–18, Ezequiel 46.19–24, Ezequiel 47.1, Ezequiel 47.1–12, Ezequiel 47.3–5, Ezequiel 47.6–9, Ezequiel 47.10, Ezequiel 47.11, Ezequiel 47.12, Ezequiel 47.13–48.35, Ezequiel 47.15–20, Ezequiel 47.21–23, Ezequiel 48.1–8, Ezequiel 48.9–14, Ezequiel 48.15–20, Ezequiel 48.21–29, Ezequiel 48.30–31, Ezequiel 48.32–34, Ezequiel 48.35</w:t>
+      </w:r>
+      <w:r/>
+    </w:p>
+    <w:p>
+      <w:r/>
+      <w:r>
+        <w:t xml:space="preserve"> </w:t>
+      </w:r>
+      <w:r/>
+      <w:r/>
+    </w:p>
+    <w:p>
+      <w:pPr>
+        <w:sectPr>
           <w:footnotePr>
             <w:numRestart w:val="eachSect"/>
           </w:footnotePr>

--- a/por/docx/26.content.docx
+++ b/por/docx/26.content.docx
@@ -163,13 +163,6 @@
         <w:rPr>
           <w:lang w:val="pt_PT" w:bidi="pt_PT"/>
         </w:rPr>
-      </w:r>
-      <w:r>
-        <w:rPr>
-          <w:i/>
-          <w:lang w:val="pt_PT" w:bidi="pt_PT"/>
-        </w:rPr>
-        <w:t>Ezequiel 1.1, Ezequiel 1.1–3, Ezequiel 1.1–3.27, Ezequiel 1.2, Ezequiel 1.3, Ezequiel 1.4, Ezequiel 1.4–28, Ezequiel 1.5–9, Ezequiel 1.10, Ezequiel 1.11–14, Ezequiel 1.15, Ezequiel 1.16–17, Ezequiel 1.18, Ezequiel 1.19–21, Ezequiel 1.22–25, Ezequiel 1.26–27, Ezequiel 1.28, Ezequiel 2.1–2, Ezequiel 2.1–10, Ezequiel 2.3, Ezequiel 2.4–5, Ezequiel 2.6, Ezequiel 2.7, Ezequiel 2.8, Ezequiel 2.9–3.1, Ezequiel 3.2–3, Ezequiel 3.4–7, Ezequiel 3.8–9, Ezequiel 3.10, Ezequiel 3.11, Ezequiel 3.12, Ezequiel 3.14–15, Ezequiel 3.15, Ezequiel 3.16–19, Ezequiel 3.20–21, Ezequiel 3.22–23, Ezequiel 3.24–25, Ezequiel 3.26–27, Ezequiel 4.1–2, Ezequiel 4.1–7.27, Ezequiel 4.1–24.27, Ezequiel 4.3, Ezequiel 4.4–5, Ezequiel 4.4–8, Ezequiel 4.6, Ezequiel 4.7, Ezequiel 4.9–17, Ezequiel 4.12–13, Ezequiel 4.14–15, Ezequiel 5.1–4, Ezequiel 5.2, Ezequiel 5.3–4, Ezequiel 5.5–6, Ezequiel 5.7–13, Ezequiel 5.10, Ezequiel 6.1–3, Ezequiel 6.1–14, Ezequiel 6.4–7, Ezequiel 6.8–10, Ezequiel 6.11, Ezequiel 6.12, Ezequiel 6.13–14, Ezequiel 7.1–2, Ezequiel 7.1–27, Ezequiel 7.3–4, Ezequiel 7.5–9, Ezequiel 7.10, Ezequiel 7.11, Ezequiel 7.12–13, Ezequiel 7.12–27, Ezequiel 7.14, Ezequiel 7.19, Ezequiel 7.20–22, Ezequiel 7.23–27, Ezequiel 8.1, Ezequiel 8.1–18, Ezequiel 8.1–11.25, Ezequiel 8.2–3, Ezequiel 8.3–6, Ezequiel 8.3–16, Ezequiel 8.7–8, Ezequiel 8.10, Ezequiel 8.11, Ezequiel 8.12–13, Ezequiel 8.14–15, Ezequiel 8.16, Ezequiel 8.17–18, Ezequiel 9.1–2, Ezequiel 9.3, Ezequiel 9.4–6, Ezequiel 9.7, Ezequiel 9.8, Ezequiel 9.9–10, Ezequiel 9.11, Ezequiel 10.1–2, Ezequiel 10.1–22, Ezequiel 10.3–22, Ezequiel 10.12, Ezequiel 10.19–22, Ezequiel 11.1–11, Ezequiel 11.8–10, Ezequiel 11.13, Ezequiel 11.15–16, Ezequiel 11.17, Ezequiel 11.19, Ezequiel 11.20, Ezequiel 11.21, Ezequiel 11.22–23, Ezequiel 12.1–2, Ezequiel 12.1–24.27, Ezequiel 12.5–7, Ezequiel 12.12–13, Ezequiel 12.16, Ezequiel 12.17–20, Ezequiel 12.21–14.11, Ezequiel 12.22, Ezequiel 12.23–25, Ezequiel 12.26–28, Ezequiel 13.1–3, Ezequiel 13.4–5, Ezequiel 13.6–7, Ezequiel 13.8–9, Ezequiel 13.10–16, Ezequiel 13.17–19, Ezequiel 13.20–23, Ezequiel 14.1–3, Ezequiel 14.4–5, Ezequiel 14.6–7, Ezequiel 14.8, Ezequiel 14.9–10, Ezequiel 14.11, Ezequiel 14.12–20, Ezequiel 14.14, Ezequiel 14.21, Ezequiel 14.22–23, Ezequiel 15.1–5, Ezequiel 15.1–24.14, Ezequiel 15.6, Ezequiel 15.7, Ezequiel 15.8, Ezequiel 16.1–3, Ezequiel 16.1–63, Ezequiel 16.4–5, Ezequiel 16.6–7, Ezequiel 16.8, Ezequiel 16.9–10, Ezequiel 16.11–14, Ezequiel 16.15–19, Ezequiel 16.20–22, Ezequiel 16.23–25, Ezequiel 16.26–29, Ezequiel 16.35–38, Ezequiel 16.39–43, Ezequiel 16.44–45, Ezequiel 16.46–50, Ezequiel 16.51–52, Ezequiel 16.53–54, Ezequiel 16.59–63, Ezequiel 17.1–24, Ezequiel 17.3–6, Ezequiel 17.7–9, Ezequiel 17.10, Ezequiel 17.11–18, Ezequiel 17.19–21, Ezequiel 17.22–24, Ezequiel 18.1–2, Ezequiel 18.3–4, Ezequiel 18.5–9, Ezequiel 18.6, Ezequiel 18.7, Ezequiel 18.8, Ezequiel 18.10–13, Ezequiel 18.14–18, Ezequiel 18.21–24, Ezequiel 18.23–24, Ezequiel 18.25–29, Ezequiel 18.30–32, Ezequiel 19.1–14, Ezequiel 19.2–4, Ezequiel 19.5–7, Ezequiel 19.8–9, Ezequiel 19.10, Ezequiel 19.11–12, Ezequiel 19.13–14, Ezequiel 20.1–3, Ezequiel 20.4–26, Ezequiel 20.8–21, Ezequiel 20.23, Ezequiel 20.25–26, Ezequiel 20.26, Ezequiel 20.27–31, Ezequiel 20.32–38, Ezequiel 20.39–44, Ezequiel 20.45–49, Ezequiel 20.46, Ezequiel 20.47, Ezequiel 21.1–32, Ezequiel 21.3–5, Ezequiel 21.6–7, Ezequiel 21.8–11, Ezequiel 21.12, Ezequiel 21.14–17, Ezequiel 21.18–20, Ezequiel 21.21, Ezequiel 21.23–24, Ezequiel 21.25–27, Ezequiel 21.28–29, Ezequiel 21.30–32, Ezequiel 22.1–5, Ezequiel 22.1–31, Ezequiel 22.6–12, Ezequiel 22.7, Ezequiel 22.10, Ezequiel 22.13–16, Ezequiel 22.16, Ezequiel 22.17–22, Ezequiel 22.23–24, Ezequiel 22.25–29, Ezequiel 22.30–31, Ezequiel 23.1–49, Ezequiel 23.2, Ezequiel 23.3, Ezequiel 23.4, Ezequiel 23.5–8, Ezequiel 23.9–10, Ezequiel 23.11–18, Ezequiel 23.19–20, Ezequiel 23.22–24, Ezequiel 23.25–29, Ezequiel 23.31–34, Ezequiel 23.36–43, Ezequiel 23.44–49, Ezequiel 24.1–14, Ezequiel 24.2, Ezequiel 24.3, Ezequiel 24.6–8, Ezequiel 24.9–12, Ezequiel 24.13–14, Ezequiel 24.15–17, Ezequiel 24.20–24, Ezequiel 24.25–27, Ezequiel 25.1–32.32, Ezequiel 25.3–7, Ezequiel 25.8–11, Ezequiel 25.12–14, Ezequiel 25.15–17, Ezequiel 26.1, Ezequiel 26.1–28.19, Ezequiel 26.2, Ezequiel 26.3–6, Ezequiel 26.7–11, Ezequiel 26.12–14, Ezequiel 26.15–16, Ezequiel 26.17–18, Ezequiel 26.19–21, Ezequiel 27.1–36, Ezequiel 27.4–7, Ezequiel 27.7, Ezequiel 27.8–9, Ezequiel 27.8–11, Ezequiel 27.10, Ezequiel 27.11, Ezequiel 27.12, Ezequiel 27.12–25, Ezequiel 27.13–14, Ezequiel 27.15, Ezequiel 27.17, Ezequiel 27.18, Ezequiel 27.19, Ezequiel 27.20–21, Ezequiel 27.22, Ezequiel 27.23, Ezequiel 27.26, Ezequiel 27.36, Ezequiel 28.1–19, Ezequiel 28.3–5, Ezequiel 28.6–7, Ezequiel 28.8, Ezequiel 28.10, Ezequiel 28.12–19, Ezequiel 28.13–14, Ezequiel 28.15–18, Ezequiel 28.18–19, Ezequiel 28.20–24, Ezequiel 28.22–23, Ezequiel 28.25–26, Ezequiel 29.1, Ezequiel 29.1–32.32, Ezequiel 29.3–16, Ezequiel 29.4–5, Ezequiel 29.6–7, Ezequiel 29.8–13, Ezequiel 29.14–16, Ezequiel 29.17–21, Ezequiel 29.18–20, Ezequiel 29.21, Ezequiel 30.1–19, Ezequiel 30.6–7, Ezequiel 30.12, Ezequiel 30.13–14, Ezequiel 30.14, Ezequiel 30.15, Ezequiel 30.17, Ezequiel 30.18, Ezequiel 30.19, Ezequiel 30.20–26a, Ezequiel 30.20–26b, Ezequiel 30.21–23, Ezequiel 30.24–26, Ezequiel 31.1–18, Ezequiel 31.2–4, Ezequiel 31.6, Ezequiel 31.10–11, Ezequiel 31.12–14, Ezequiel 31.15, Ezequiel 31.16–17, Ezequiel 31.18, Ezequiel 32.1, Ezequiel 32.2–3, Ezequiel 32.4–6, Ezequiel 32.7–8, Ezequiel 32.9–10, Ezequiel 32.11–12, Ezequiel 32.14, Ezequiel 32.15–16, Ezequiel 32.17–32, Ezequiel 32.18–20, Ezequiel 32.21–30, Ezequiel 32.31–32, Ezequiel 33.1–48.35, Ezequiel 33.2–4, Ezequiel 33.5–9, Ezequiel 33.10–11, Ezequiel 33.12–16, Ezequiel 33.17–20, Ezequiel 33.21, Ezequiel 33.22, Ezequiel 33.23–26, Ezequiel 33.23–33, Ezequiel 33.27–29, Ezequiel 33.30–33, Ezequiel 34:1–24, Ezequiel 34.1–37.28, Ezequiel 34.2–6, Ezequiel 34.7–11, Ezequiel 34.12–16, Ezequiel 34.17–19, Ezequiel 34.20–22, Ezequiel 34.23–24, Ezequiel 34.25–26, Ezequiel 34.27–31, Ezequiel 35.1–15, Ezequiel 35.5–10, Ezequiel 35.13–15, Ezequiel 36.1–15, Ezequiel 36.2, Ezequiel 36.6–7, Ezequiel 36.8–11, Ezequiel 36.12–13, Ezequiel 36.16–38, Ezequiel 36.17, Ezequiel 36.18, Ezequiel 36.20, Ezequiel 36.21–24, Ezequiel 36.25, Ezequiel 36.26, Ezequiel 36.27–28, Ezequiel 36.29–32, Ezequiel 36.35–38, Ezequiel 37.1–14, Ezequiel 37.2, Ezequiel 37.3, Ezequiel 37.4–6, Ezequiel 37.7–8, Ezequiel 37.9–10, Ezequiel 37.11–14, Ezequiel 37.14, Ezequiel 37.15–28, Ezequiel 37.19, Ezequiel 37.20–25, Ezequiel 37.25–28, Ezequiel 38.1–6, Ezequiel 38.1–39.29, Ezequiel 38.4, Ezequiel 38.8, Ezequiel 38.9, Ezequiel 38.10, Ezequiel 38.13, Ezequiel 38.14–16, Ezequiel 38.17, Ezequiel 38.18–20, Ezequiel 38.21–23, Ezequiel 39.2, Ezequiel 39.3–4, Ezequiel 39.5–6, Ezequiel 39.7–8, Ezequiel 39.9–10, Ezequiel 39.11, Ezequiel 39.12–16, Ezequiel 39.17, Ezequiel 39.18–20, Ezequiel 39.21–24, Ezequiel 39.25–29, Ezequiel 40.1–46.24, Ezequiel 40.1–48.35, Ezequiel 40.2, Ezequiel 40.3, Ezequiel 40.5, Ezequiel 40.5–16, Ezequiel 40.7, Ezequiel 40.16, Ezequiel 40.17–19, Ezequiel 40.20–27, Ezequiel 40.22, Ezequiel 40.28–34, Ezequiel 40.35–37, Ezequiel 40.38–43, Ezequiel 40.43, Ezequiel 40.46, Ezequiel 40.47, Ezequiel 40.48–41.3, Ezequiel 40.49, Ezequiel 41.1–2, Ezequiel 41.3–4, Ezequiel 41.5–26, Ezequiel 41.15–20, Ezequiel 41.22, Ezequiel 42.1, Ezequiel 42.3–12, Ezequiel 42.13–14, Ezequiel 42.16–20, Ezequiel 43.1–4, Ezequiel 43.5–7, Ezequiel 43.7–9, Ezequiel 43.10–11, Ezequiel 43.12, Ezequiel 43.13–16, Ezequiel 43.17, Ezequiel 43.18–21, Ezequiel 43.25, Ezequiel 43.26–27, Ezequiel 44.1–31, Ezequiel 44.2, Ezequiel 44.3, Ezequiel 44.6–8, Ezequiel 44.9, Ezequiel 44.10, Ezequiel 44.12–14, Ezequiel 44.15–16, Ezequiel 44.17–19, Ezequiel 44.20–27, Ezequiel 44.28–30, Ezequiel 44.31, Ezequiel 45.1–8, Ezequiel 45.3–4, Ezequiel 45.5–6, Ezequiel 45.7, Ezequiel 45.8–9, Ezequiel 45.10–12, Ezequiel 45.13–17, Ezequiel 45.21–25, Ezequiel 46.1, Ezequiel 46.1–15, Ezequiel 46.2, Ezequiel 46.3, Ezequiel 46.9–10, Ezequiel 46.12, Ezequiel 46.16–18, Ezequiel 46.19–24, Ezequiel 47.1, Ezequiel 47.1–12, Ezequiel 47.3–5, Ezequiel 47.6–9, Ezequiel 47.10, Ezequiel 47.11, Ezequiel 47.12, Ezequiel 47.13–48.35, Ezequiel 47.15–20, Ezequiel 47.21–23, Ezequiel 48.1–8, Ezequiel 48.9–14, Ezequiel 48.15–20, Ezequiel 48.21–29, Ezequiel 48.30–31, Ezequiel 48.32–34, Ezequiel 48.35</w:t>
       </w:r>
       <w:r>
         <w:rPr>

--- a/por/docx/26.content.docx
+++ b/por/docx/26.content.docx
@@ -150,19 +150,6 @@
           <w:lang w:val="pt_PT" w:bidi="pt_PT"/>
         </w:rPr>
         <w:t>EZK</w:t>
-      </w:r>
-      <w:r>
-        <w:rPr>
-          <w:lang w:val="pt_PT" w:bidi="pt_PT"/>
-        </w:rPr>
-      </w:r>
-    </w:p>
-    <w:p>
-      <w:pPr/>
-      <w:r>
-        <w:rPr>
-          <w:lang w:val="pt_PT" w:bidi="pt_PT"/>
-        </w:rPr>
       </w:r>
       <w:r>
         <w:rPr>

--- a/por/docx/26.content.docx
+++ b/por/docx/26.content.docx
@@ -19,7 +19,7 @@
         <w:rPr>
           <w:lang w:val="pt_PT" w:bidi="pt_PT"/>
         </w:rPr>
-        <w:t>Resource: Notas de Estudo (Tyndale)</w:t>
+        <w:t>Resource: Tyndale Open Study Notes</w:t>
       </w:r>
       <w:r>
         <w:rPr>
@@ -112,7 +112,7 @@
         <w:rPr>
           <w:lang w:val="pt_PT" w:bidi="pt_PT"/>
         </w:rPr>
-        <w:t>Notas de Estudo (Tyndale)</w:t>
+        <w:t>Tyndale Open Study Notes</w:t>
       </w:r>
     </w:p>
     <w:p>

--- a/por/docx/26.content.docx
+++ b/por/docx/26.content.docx
@@ -19,7 +19,7 @@
         <w:rPr>
           <w:lang w:val="pt_PT" w:bidi="pt_PT"/>
         </w:rPr>
-        <w:t>Resource: Tyndale Open Study Notes</w:t>
+        <w:t>Resource: Aquifer Open Study Notes</w:t>
       </w:r>
       <w:r>
         <w:rPr>
@@ -112,7 +112,7 @@
         <w:rPr>
           <w:lang w:val="pt_PT" w:bidi="pt_PT"/>
         </w:rPr>
-        <w:t>Tyndale Open Study Notes</w:t>
+        <w:t>Aquifer Open Study Notes</w:t>
       </w:r>
     </w:p>
     <w:p>
